--- a/public/templates/field-report-template.docx
+++ b/public/templates/field-report-template.docx
@@ -528,11 +528,6 @@
     <w:p>
       <w:pPr>
         <w:widowControl w:val="0"/>
-        <w:tabs>
-          <w:tab w:val="left" w:pos="900"/>
-          <w:tab w:val="left" w:pos="3960"/>
-          <w:tab w:val="left" w:pos="5490"/>
-        </w:tabs>
         <w:rPr>
           <w:rFonts w:ascii="Futura Bk BT" w:hAnsi="Futura Bk BT"/>
           <w:snapToGrid w:val="0"/>
@@ -540,71 +535,14 @@
           <w:szCs w:val="22"/>
         </w:rPr>
       </w:pPr>
-    </w:p>
-    <w:p>
-      <w:pPr>
-        <w:widowControl w:val="0"/>
-        <w:tabs>
-          <w:tab w:val="left" w:pos="900"/>
-          <w:tab w:val="left" w:pos="3960"/>
-          <w:tab w:val="left" w:pos="5490"/>
-        </w:tabs>
+      <w:r>
         <w:rPr>
           <w:rFonts w:ascii="Futura Bk BT" w:hAnsi="Futura Bk BT"/>
           <w:snapToGrid w:val="0"/>
           <w:sz w:val="22"/>
           <w:szCs w:val="22"/>
         </w:rPr>
-      </w:pPr>
-      <w:r>
-        <w:rPr>
-          <w:rFonts w:ascii="Futura Bk BT" w:hAnsi="Futura Bk BT"/>
-          <w:snapToGrid w:val="0"/>
-          <w:sz w:val="22"/>
-          <w:szCs w:val="22"/>
-        </w:rPr>
-        <w:t xml:space="preserve">{#generalState}At the time of the observation, construction progress was as follows: </w:t>
-      </w:r>
-    </w:p>
-    <w:p>
-      <w:pPr>
-        <w:widowControl w:val="0"/>
-        <w:tabs>
-          <w:tab w:val="left" w:pos="900"/>
-          <w:tab w:val="left" w:pos="3960"/>
-          <w:tab w:val="left" w:pos="5490"/>
-        </w:tabs>
-        <w:rPr>
-          <w:rFonts w:ascii="Futura Bk BT" w:hAnsi="Futura Bk BT"/>
-          <w:snapToGrid w:val="0"/>
-          <w:sz w:val="22"/>
-          <w:szCs w:val="22"/>
-        </w:rPr>
-      </w:pPr>
-    </w:p>
-    <w:p>
-      <w:pPr>
-        <w:widowControl w:val="0"/>
-        <w:tabs>
-          <w:tab w:val="left" w:pos="700"/>
-          <w:tab w:val="left" w:pos="3960"/>
-          <w:tab w:val="left" w:pos="5490"/>
-        </w:tabs>
-        <w:rPr>
-          <w:rFonts w:ascii="Futura Bk BT" w:hAnsi="Futura Bk BT"/>
-          <w:snapToGrid w:val="0"/>
-          <w:sz w:val="22"/>
-          <w:szCs w:val="22"/>
-        </w:rPr>
-      </w:pPr>
-      <w:r>
-        <w:rPr>
-          <w:rFonts w:ascii="Futura Bk BT" w:hAnsi="Futura Bk BT"/>
-          <w:snapToGrid w:val="0"/>
-          <w:sz w:val="22"/>
-          <w:szCs w:val="22"/>
-        </w:rPr>
-        <w:t>{generalState}{/generalState}</w:t>
+        <w:t>{@generalStateBlock}</w:t>
       </w:r>
     </w:p>
     <w:p>
